--- a/Schaltpläne/Microcontroller/Verifikationskonzept_Fertigungstest_controller.docx
+++ b/Schaltpläne/Microcontroller/Verifikationskonzept_Fertigungstest_controller.docx
@@ -27,15 +27,55 @@
     </w:p>
     <w:p>
       <w:r>
-        <w:t xml:space="preserve">Dieses Dokument beschreibt die systematische Prüfung des nRF52840-Moduls. Wir nutzen die im Schaltplan implementierten Testpunkte (TP), um die Integrität der Spannungsversorgung, der digitalen Kommunikationsbusse (I²C/SPI) sowie der Programmierschnittstelle zu verifizieren. Ziel ist eine zerstörungsfreie </w:t>
-      </w:r>
-      <w:proofErr w:type="gramStart"/>
-      <w:r>
-        <w:t>Prüfung ,</w:t>
-      </w:r>
-      <w:proofErr w:type="gramEnd"/>
-      <w:r>
-        <w:t xml:space="preserve"> die sowohl in der Entwicklungsphase als auch in der Serienfertigung reproduzierbare Ergebnisse liefert.</w:t>
+        <w:t>Dieses Dokument beschreibt die systematische Prüfung des nRF52840-Moduls. Wir nutzen die im Schaltplan implementierten Testpunkte (TP), um die Integrität der Spannungsversorgung, der digitalen Kommunikationsbusse (I²C/SPI) sowie der Programmierschnittstelle zu verifizieren. Ziel ist eine zerstörungsfreie Prüfung, die sowohl in der Entwicklungsphase als auch in der Serienfertigung reproduzierbare Ergebnisse liefert.</w:t>
+      </w:r>
+    </w:p>
+    <w:p>
+      <w:r>
+        <w:rPr>
+          <w:noProof/>
+        </w:rPr>
+        <w:drawing>
+          <wp:inline distT="0" distB="0" distL="0" distR="0" wp14:anchorId="5295ADDB" wp14:editId="3B169B14">
+            <wp:extent cx="5795209" cy="2679773"/>
+            <wp:effectExtent l="0" t="0" r="0" b="6350"/>
+            <wp:docPr id="255125221" name="Grafik 1"/>
+            <wp:cNvGraphicFramePr>
+              <a:graphicFrameLocks xmlns:a="http://schemas.openxmlformats.org/drawingml/2006/main" noChangeAspect="1"/>
+            </wp:cNvGraphicFramePr>
+            <a:graphic xmlns:a="http://schemas.openxmlformats.org/drawingml/2006/main">
+              <a:graphicData uri="http://schemas.openxmlformats.org/drawingml/2006/picture">
+                <pic:pic xmlns:pic="http://schemas.openxmlformats.org/drawingml/2006/picture">
+                  <pic:nvPicPr>
+                    <pic:cNvPr id="255125221" name="Grafik 255125221"/>
+                    <pic:cNvPicPr/>
+                  </pic:nvPicPr>
+                  <pic:blipFill>
+                    <a:blip r:embed="rId8" cstate="print">
+                      <a:extLst>
+                        <a:ext uri="{28A0092B-C50C-407E-A947-70E740481C1C}">
+                          <a14:useLocalDpi xmlns:a14="http://schemas.microsoft.com/office/drawing/2010/main" val="0"/>
+                        </a:ext>
+                      </a:extLst>
+                    </a:blip>
+                    <a:stretch>
+                      <a:fillRect/>
+                    </a:stretch>
+                  </pic:blipFill>
+                  <pic:spPr>
+                    <a:xfrm>
+                      <a:off x="0" y="0"/>
+                      <a:ext cx="5829918" cy="2695823"/>
+                    </a:xfrm>
+                    <a:prstGeom prst="rect">
+                      <a:avLst/>
+                    </a:prstGeom>
+                  </pic:spPr>
+                </pic:pic>
+              </a:graphicData>
+            </a:graphic>
+          </wp:inline>
+        </w:drawing>
       </w:r>
     </w:p>
     <w:p>
@@ -617,6 +657,7 @@
         </w:numPr>
       </w:pPr>
       <w:r>
+        <w:lastRenderedPageBreak/>
         <w:t>Verifikationstests (Entwicklung</w:t>
       </w:r>
       <w:r>
@@ -766,7 +807,6 @@
           <w:b/>
           <w:bCs/>
         </w:rPr>
-        <w:lastRenderedPageBreak/>
         <w:t>Wie?</w:t>
       </w:r>
       <w:r>
@@ -1185,6 +1225,7 @@
           <w:b/>
           <w:bCs/>
         </w:rPr>
+        <w:lastRenderedPageBreak/>
         <w:t>Was testen?</w:t>
       </w:r>
       <w:r>
